--- a/artifacts/softserve-cv/Maciej_Tkacz_CV_SoftServe_EN_Visual.docx
+++ b/artifacts/softserve-cv/Maciej_Tkacz_CV_SoftServe_EN_Visual.docx
@@ -107,7 +107,7 @@
               <w:ind w:left="198"/>
             </w:pPr>
             <w:r>
-              <w:t>Designed and built an end-to-end SCARA robotic arm prototype, covering mechanical concept, CAD modelling, kinematic layout, actuator/driver selection, electronics and wiring.</w:t>
+              <w:t>Designed and built an end-to-end SCARA robotic arm prototype, covering mechanical concept, CAD modelling, kinematic layout, selection of NEMA stepper actuators and TMC/DRV drivers, microcontroller electronics and wiring.</w:t>
             </w:r>
           </w:p>
           <w:p>
@@ -164,7 +164,7 @@
               <w:t>Application Engineer</w:t>
             </w:r>
             <w:r>
-              <w:t xml:space="preserve"> | AIAutomation | Aug 2025 - May 2026</w:t>
+              <w:t xml:space="preserve"> | AIAutomation | Jan 2025 - May 2026</w:t>
             </w:r>
           </w:p>
           <w:p>

--- a/artifacts/softserve-cv/Maciej_Tkacz_CV_SoftServe_EN_Visual.docx
+++ b/artifacts/softserve-cv/Maciej_Tkacz_CV_SoftServe_EN_Visual.docx
@@ -175,6 +175,16 @@
             </w:pPr>
             <w:r>
               <w:t>Created robotics simulations and digital twins of production workcells in Visual Components for automotive clients.</w:t>
+            </w:r>
+          </w:p>
+          <w:p>
+            <w:pPr>
+              <w:pStyle w:val="ListBullet"/>
+              <w:spacing w:after="20"/>
+              <w:ind w:left="198"/>
+            </w:pPr>
+            <w:r>
+              <w:t>Developed Python scripts for process optimization and for improving simulation behaviour and performance.</w:t>
             </w:r>
           </w:p>
           <w:p>
@@ -412,7 +422,17 @@
               <w:ind w:left="198"/>
             </w:pPr>
             <w:r>
-              <w:t>Kawasaki robot operation and programming - integrator course, ASTOR Robotics Center (May 2022).</w:t>
+              <w:t>Kawasaki robot operation and programming - integrator course with certificate, ASTOR Robotics Center (May 2022).</w:t>
+            </w:r>
+          </w:p>
+          <w:p>
+            <w:pPr>
+              <w:pStyle w:val="ListBullet"/>
+              <w:spacing w:after="20"/>
+              <w:ind w:left="198"/>
+            </w:pPr>
+            <w:r>
+              <w:t>Epson industrial robot programming - certified course.</w:t>
             </w:r>
           </w:p>
           <w:p>
@@ -540,6 +560,16 @@
             </w:pPr>
             <w:r>
               <w:t>C++ / Arduino C</w:t>
+            </w:r>
+          </w:p>
+          <w:p>
+            <w:pPr>
+              <w:pStyle w:val="ListBullet"/>
+              <w:spacing w:after="20"/>
+              <w:ind w:left="198"/>
+            </w:pPr>
+            <w:r>
+              <w:t>Kawasaki &amp; Epson robots</w:t>
             </w:r>
           </w:p>
           <w:p>
